--- a/week-10-mentors-and-the-hinge/Currere Final Draft.docx
+++ b/week-10-mentors-and-the-hinge/Currere Final Draft.docx
@@ -115,7 +115,7 @@
           <w:sz w:val="22"/>
           <w:szCs w:val="22"/>
         </w:rPr>
-        <w:t>You write a currere by moving through four kinds of attention, in order. Each begins as a timed gush in Journaler — gather the material, then build.</w:t>
+        <w:t>You write a currere by moving through four kinds of attention, in order. All four live in Journaler’s Currere tab. The first two are timed gushes — gather the material, then build. The analytical sets those two gushes side by side, and the synthetical is an open draft with no timer.</w:t>
       </w:r>
     </w:p>
     <w:p>
@@ -265,7 +265,7 @@
           <w:sz w:val="22"/>
           <w:szCs w:val="22"/>
         </w:rPr>
-        <w:t>There’s no set shape, either. Two come up often: an open currere breaks into named parts that walk the four moments (see J. Edwards, “Beyond Presence”); a braided one runs as one piece with an interior voice, holding its meaning until it lands late (see M. T. Edwards, “Who’s Cheating Whom?”). Neither is right — let your thread decide. For endings, notice how Daspit, Romano, and Bird each land their closes.</w:t>
+        <w:t>There’s no set shape, either. Two come up often: an open currere breaks into named parts that walk the four movements (see J. Edwards, “Beyond Presence”); a braided one runs as one piece with an interior voice, holding its meaning until it lands late (see M. T. Edwards, “Who’s Cheating Whom?”). Neither is right — let your thread decide. For endings, notice how Daspit, Romano, and Bird each land their closes.</w:t>
       </w:r>
     </w:p>
     <w:p>
@@ -307,7 +307,7 @@
           <w:sz w:val="22"/>
           <w:szCs w:val="22"/>
         </w:rPr>
-        <w:t>In Act II, AI is a studio tool, not a writer. The thread is yours and cannot be faked or borrowed. Use it three honest ways: after each gush, Journaler’s reflection partner asks how the writing went — about the experience of remembering, never supplying your words; in the analytical moment, paste your own bursts and ask what themes recur; in revision, ask whether a scene is clear and vivid — a craft consultant, not a ghostwriter.</w:t>
+        <w:t>In Act II, AI is a studio tool, not a writer. The thread is yours and cannot be faked or borrowed. Use it three honest ways: after each gush, Journaler’s reflection partner asks how the writing went — about the experience of remembering, never supplying your words; before your topic conference, Todd-in-a-Can reads your candidate threads and asks which has the most room, without choosing for you; and in revision, ask whether a scene is clear and vivid — a craft consultant, not a ghostwriter. The analytical stays yours: Journaler sets your gushes side by side and counts the threads you name, but finding what recurs is the work, so no AI does it for you.</w:t>
       </w:r>
     </w:p>
     <w:p>

--- a/week-10-mentors-and-the-hinge/Currere Final Draft.docx
+++ b/week-10-mentors-and-the-hinge/Currere Final Draft.docx
@@ -73,7 +73,7 @@
           <w:sz w:val="22"/>
           <w:szCs w:val="22"/>
         </w:rPr>
-        <w:t>Currere is Latin for “to run,” the way a current runs — an autobiographical method William Pinar built to help you understand your own life in schools and what it is making you into as a teacher. You have already done it five times in miniature; every One-Pager was a tiny currere. This is the full version, sustained on one thread that matters to you. The Final Draft is the finished piece, due Friday, October 30.</w:t>
+        <w:t>Currere is Latin for “to run,” the way a current runs — an autobiographical method William Pinar built to help you understand your own life in schools and what it is making you into as a teacher. You have already done it five times in miniature; every One-Pager was a tiny currere. This is the full version, sustained on one thread that matters to you. The Final Draft is the finished piece, due Monday, November 2, at 11:59 p.m.</w:t>
       </w:r>
     </w:p>
     <w:p>
@@ -278,7 +278,7 @@
           <w:sz w:val="22"/>
           <w:szCs w:val="22"/>
         </w:rPr>
-        <w:t>Submit as a single PDF, with your audio as a complete URL and your AI-use log. Due Friday, October 30.</w:t>
+        <w:t>Submit as a single PDF, with your audio as a complete URL and your AI-use log. Due Monday, November 2, at 11:59 p.m.</w:t>
       </w:r>
     </w:p>
     <w:p>

--- a/week-10-mentors-and-the-hinge/Currere Final Draft.docx
+++ b/week-10-mentors-and-the-hinge/Currere Final Draft.docx
@@ -73,7 +73,7 @@
           <w:sz w:val="22"/>
           <w:szCs w:val="22"/>
         </w:rPr>
-        <w:t>Currere is Latin for “to run,” the way a current runs — an autobiographical method William Pinar built to help you understand your own life in schools and what it is making you into as a teacher. You have already done it five times in miniature; every One-Pager was a tiny currere. This is the full version, sustained on one thread that matters to you. The Final Draft is the finished piece, due Monday, November 2, at 11:59 p.m.</w:t>
+        <w:t>Currere is Latin for “to run,” the way a current runs — an autobiographical method William Pinar built to help you understand your own life in schools and what it is making you into as a teacher. You have already done it five times in miniature; every One-Pager was a tiny currere. This is the full version, sustained on one thread that matters to you. The Final Draft is the finished piece, due Tuesday, November 3, at 11:59 p.m.</w:t>
       </w:r>
     </w:p>
     <w:p>
@@ -278,7 +278,7 @@
           <w:sz w:val="22"/>
           <w:szCs w:val="22"/>
         </w:rPr>
-        <w:t>Submit as a single PDF, with your audio as a complete URL and your AI-use log. Due Monday, November 2, at 11:59 p.m.</w:t>
+        <w:t>Submit as a single PDF, with your audio as a complete URL and your AI-use log. Due Tuesday, November 3, at 11:59 p.m.</w:t>
       </w:r>
     </w:p>
     <w:p>
